--- a/Seguridad_alta_disponibilidad/Analisis_forense/Documentacion_Caine.docx
+++ b/Seguridad_alta_disponibilidad/Analisis_forense/Documentacion_Caine.docx
@@ -264,6 +264,11 @@
           <w:highlight w:val="none"/>
         </w:rPr>
       </w:r>
+      <w:r>
+        <w:rPr>
+          <w:highlight w:val="none"/>
+        </w:rPr>
+      </w:r>
     </w:p>
     <w:p>
       <w:pPr>
@@ -373,6 +378,11 @@
           <w:highlight w:val="none"/>
         </w:rPr>
       </w:r>
+      <w:r>
+        <w:rPr>
+          <w:highlight w:val="none"/>
+        </w:rPr>
+      </w:r>
     </w:p>
     <w:p>
       <w:pPr>
@@ -394,6 +404,11 @@
           <w:highlight w:val="none"/>
         </w:rPr>
       </w:r>
+      <w:r>
+        <w:rPr>
+          <w:highlight w:val="none"/>
+        </w:rPr>
+      </w:r>
     </w:p>
     <w:p>
       <w:pPr>
@@ -415,7 +430,16 @@
         </w:rPr>
         <w:t xml:space="preserve">Vamos a añadir un disco nuevo donde crearemos la imagen en nuestra VM:</w:t>
       </w:r>
-      <w:r/>
+      <w:r>
+        <w:rPr>
+          <w:highlight w:val="none"/>
+        </w:rPr>
+      </w:r>
+      <w:r>
+        <w:rPr>
+          <w:highlight w:val="none"/>
+        </w:rPr>
+      </w:r>
     </w:p>
     <w:p>
       <w:pPr>
@@ -500,22 +524,26 @@
           </mc:Fallback>
         </mc:AlternateContent>
       </w:r>
-      <w:r/>
-    </w:p>
-    <w:p>
-      <w:pPr>
-        <w:pBdr/>
-        <w:spacing/>
-        <w:ind w:firstLine="0" w:left="709"/>
-        <w:rPr>
-          <w:highlight w:val="none"/>
-        </w:rPr>
-      </w:pPr>
       <w:r>
         <w:rPr>
           <w:highlight w:val="none"/>
         </w:rPr>
       </w:r>
+      <w:r>
+        <w:rPr>
+          <w:highlight w:val="none"/>
+        </w:rPr>
+      </w:r>
+    </w:p>
+    <w:p>
+      <w:pPr>
+        <w:pBdr/>
+        <w:spacing/>
+        <w:ind w:firstLine="0" w:left="709"/>
+        <w:rPr>
+          <w:highlight w:val="none"/>
+        </w:rPr>
+      </w:pPr>
       <w:r>
         <w:rPr>
           <w:highlight w:val="none"/>
@@ -590,7 +618,16 @@
           </mc:Fallback>
         </mc:AlternateContent>
       </w:r>
-      <w:r/>
+      <w:r>
+        <w:rPr>
+          <w:highlight w:val="none"/>
+        </w:rPr>
+      </w:r>
+      <w:r>
+        <w:rPr>
+          <w:highlight w:val="none"/>
+        </w:rPr>
+      </w:r>
     </w:p>
     <w:p>
       <w:pPr>
@@ -632,22 +669,26 @@
         </w:rPr>
         <w:t xml:space="preserve">Listamos los discos:</w:t>
       </w:r>
-      <w:r/>
-    </w:p>
-    <w:p>
-      <w:pPr>
-        <w:pBdr/>
-        <w:spacing/>
-        <w:ind w:firstLine="0" w:left="709"/>
-        <w:rPr>
-          <w:highlight w:val="none"/>
-        </w:rPr>
-      </w:pPr>
       <w:r>
         <w:rPr>
           <w:highlight w:val="none"/>
         </w:rPr>
       </w:r>
+      <w:r>
+        <w:rPr>
+          <w:highlight w:val="none"/>
+        </w:rPr>
+      </w:r>
+    </w:p>
+    <w:p>
+      <w:pPr>
+        <w:pBdr/>
+        <w:spacing/>
+        <w:ind w:firstLine="0" w:left="709"/>
+        <w:rPr>
+          <w:highlight w:val="none"/>
+        </w:rPr>
+      </w:pPr>
       <w:r>
         <w:rPr>
           <w:highlight w:val="none"/>
@@ -727,7 +768,11 @@
           <w:highlight w:val="none"/>
         </w:rPr>
       </w:r>
-      <w:r/>
+      <w:r>
+        <w:rPr>
+          <w:highlight w:val="none"/>
+        </w:rPr>
+      </w:r>
     </w:p>
     <w:p>
       <w:pPr>
@@ -744,22 +789,26 @@
         </w:rPr>
         <w:t xml:space="preserve">Creamos una carpeta para poder meter ahí la imagen de disco:</w:t>
       </w:r>
-      <w:r/>
-    </w:p>
-    <w:p>
-      <w:pPr>
-        <w:pBdr/>
-        <w:spacing/>
-        <w:ind w:firstLine="0" w:left="709"/>
-        <w:rPr>
-          <w:highlight w:val="none"/>
-        </w:rPr>
-      </w:pPr>
       <w:r>
         <w:rPr>
           <w:highlight w:val="none"/>
         </w:rPr>
       </w:r>
+      <w:r>
+        <w:rPr>
+          <w:highlight w:val="none"/>
+        </w:rPr>
+      </w:r>
+    </w:p>
+    <w:p>
+      <w:pPr>
+        <w:pBdr/>
+        <w:spacing/>
+        <w:ind w:firstLine="0" w:left="709"/>
+        <w:rPr>
+          <w:highlight w:val="none"/>
+        </w:rPr>
+      </w:pPr>
       <w:r>
         <w:rPr>
           <w:highlight w:val="none"/>
@@ -839,7 +888,11 @@
           <w:highlight w:val="none"/>
         </w:rPr>
       </w:r>
-      <w:r/>
+      <w:r>
+        <w:rPr>
+          <w:highlight w:val="none"/>
+        </w:rPr>
+      </w:r>
     </w:p>
     <w:p>
       <w:pPr>
@@ -861,6 +914,11 @@
           <w:highlight w:val="none"/>
         </w:rPr>
       </w:r>
+      <w:r>
+        <w:rPr>
+          <w:highlight w:val="none"/>
+        </w:rPr>
+      </w:r>
     </w:p>
     <w:p>
       <w:pPr>
@@ -876,6 +934,11 @@
           <w:highlight w:val="none"/>
         </w:rPr>
         <w:t xml:space="preserve">Lo formatearemos en gparted:</w:t>
+      </w:r>
+      <w:r>
+        <w:rPr>
+          <w:highlight w:val="none"/>
+        </w:rPr>
       </w:r>
       <w:r>
         <w:rPr>
@@ -908,21 +971,21 @@
           <w:highlight w:val="none"/>
         </w:rPr>
       </w:r>
-    </w:p>
-    <w:p>
-      <w:pPr>
-        <w:pBdr/>
-        <w:spacing/>
-        <w:ind w:firstLine="0" w:left="709"/>
-        <w:rPr>
-          <w:highlight w:val="none"/>
-        </w:rPr>
-      </w:pPr>
       <w:r>
         <w:rPr>
           <w:highlight w:val="none"/>
         </w:rPr>
       </w:r>
+    </w:p>
+    <w:p>
+      <w:pPr>
+        <w:pBdr/>
+        <w:spacing/>
+        <w:ind w:firstLine="0" w:left="709"/>
+        <w:rPr>
+          <w:highlight w:val="none"/>
+        </w:rPr>
+      </w:pPr>
       <w:r>
         <w:rPr>
           <w:highlight w:val="none"/>
@@ -1023,11 +1086,6 @@
         </w:rPr>
       </w:r>
       <w:r>
-        <w:rPr>
-          <w:highlight w:val="none"/>
-        </w:rPr>
-      </w:r>
-      <w:r>
         <mc:AlternateContent>
           <mc:Choice Requires="wpg">
             <w:drawing>
@@ -1132,6 +1190,11 @@
           <w:highlight w:val="none"/>
         </w:rPr>
       </w:r>
+      <w:r>
+        <w:rPr>
+          <w:highlight w:val="none"/>
+        </w:rPr>
+      </w:r>
     </w:p>
     <w:p>
       <w:pPr>
@@ -1227,6 +1290,11 @@
           <w:highlight w:val="none"/>
         </w:rPr>
         <w:t xml:space="preserve">Debemos darle permisos de lectura y escritura a la partición que queremos copiar (que será la imagen del sistema) en mi caso sda2 y montarlo en la carpeta que creamos /mnt/disco/</w:t>
+      </w:r>
+      <w:r>
+        <w:rPr>
+          <w:highlight w:val="none"/>
+        </w:rPr>
       </w:r>
       <w:r>
         <w:rPr>
@@ -1322,23 +1390,6 @@
           <w:highlight w:val="none"/>
         </w:rPr>
       </w:r>
-      <w:r/>
-      <w:r>
-        <w:rPr>
-          <w:highlight w:val="none"/>
-        </w:rPr>
-      </w:r>
-      <w:r/>
-      <w:r>
-        <w:rPr>
-          <w:highlight w:val="none"/>
-        </w:rPr>
-      </w:r>
-      <w:r>
-        <w:rPr>
-          <w:highlight w:val="none"/>
-        </w:rPr>
-      </w:r>
       <w:r>
         <w:rPr>
           <w:highlight w:val="none"/>
@@ -1364,6 +1415,11 @@
           <w:highlight w:val="none"/>
         </w:rPr>
         <w:t xml:space="preserve">Con esto finalmente crearemos la imagen :</w:t>
+      </w:r>
+      <w:r>
+        <w:rPr>
+          <w:highlight w:val="none"/>
+        </w:rPr>
       </w:r>
       <w:r>
         <w:rPr>
@@ -1464,18 +1520,15 @@
           <w:highlight w:val="none"/>
         </w:rPr>
       </w:r>
-      <w:r>
+    </w:p>
+    <w:p>
+      <w:pPr>
+        <w:pBdr/>
+        <w:spacing/>
+        <w:ind w:firstLine="0" w:left="709"/>
         <w:rPr>
           <w:highlight w:val="none"/>
         </w:rPr>
-      </w:r>
-    </w:p>
-    <w:p>
-      <w:pPr>
-        <w:pBdr/>
-        <w:spacing/>
-        <w:ind w:firstLine="0" w:left="709"/>
-        <w:rPr/>
       </w:pPr>
       <w:r>
         <w:rPr>
@@ -1561,11 +1614,170 @@
           <w:highlight w:val="none"/>
         </w:rPr>
       </w:r>
+    </w:p>
+    <w:p>
+      <w:pPr>
+        <w:pBdr/>
+        <w:spacing/>
+        <w:ind w:firstLine="0" w:left="0"/>
+        <w:rPr>
+          <w:highlight w:val="none"/>
+        </w:rPr>
+      </w:pPr>
       <w:r>
         <w:rPr>
           <w:highlight w:val="none"/>
         </w:rPr>
       </w:r>
+      <w:r>
+        <w:rPr>
+          <w:highlight w:val="none"/>
+        </w:rPr>
+        <w:tab/>
+        <w:t xml:space="preserve">Identificamos ficheros que nuestra imagen este bien con el siguiente comando:</w:t>
+      </w:r>
+      <w:r>
+        <w:rPr>
+          <w:highlight w:val="none"/>
+        </w:rPr>
+      </w:r>
+    </w:p>
+    <w:p>
+      <w:pPr>
+        <w:pBdr/>
+        <w:spacing/>
+        <w:ind w:firstLine="0" w:left="0"/>
+        <w:rPr>
+          <w:highlight w:val="none"/>
+        </w:rPr>
+      </w:pPr>
+      <w:r>
+        <w:rPr>
+          <w:highlight w:val="none"/>
+        </w:rPr>
+        <w:tab/>
+      </w:r>
+      <w:r>
+        <mc:AlternateContent>
+          <mc:Choice Requires="wpg">
+            <w:drawing>
+              <wp:inline xmlns:wp="http://schemas.openxmlformats.org/drawingml/2006/wordprocessingDrawing" distT="0" distB="0" distL="0" distR="0">
+                <wp:extent cx="4662510" cy="390525"/>
+                <wp:effectExtent l="0" t="0" r="0" b="0"/>
+                <wp:docPr id="13" name=""/>
+                <wp:cNvGraphicFramePr>
+                  <a:graphicFrameLocks xmlns:a="http://schemas.openxmlformats.org/drawingml/2006/main" noChangeAspect="1"/>
+                </wp:cNvGraphicFramePr>
+                <a:graphic xmlns:a="http://schemas.openxmlformats.org/drawingml/2006/main">
+                  <a:graphicData uri="http://schemas.openxmlformats.org/drawingml/2006/picture">
+                    <pic:pic xmlns:pic="http://schemas.openxmlformats.org/drawingml/2006/picture">
+                      <pic:nvPicPr>
+                        <pic:cNvPr id="1925540697" name=""/>
+                        <pic:cNvPicPr>
+                          <a:picLocks noChangeAspect="1"/>
+                        </pic:cNvPicPr>
+                        <pic:nvPr/>
+                      </pic:nvPicPr>
+                      <pic:blipFill rotWithShape="1">
+                        <a:blip r:embed="rId21"/>
+                        <a:srcRect l="0" t="0" r="8075" b="0"/>
+                        <a:stretch/>
+                      </pic:blipFill>
+                      <pic:spPr bwMode="auto">
+                        <a:xfrm flipH="0" flipV="0">
+                          <a:off x="0" y="0"/>
+                          <a:ext cx="4662509" cy="390524"/>
+                        </a:xfrm>
+                        <a:prstGeom prst="rect">
+                          <a:avLst/>
+                        </a:prstGeom>
+                      </pic:spPr>
+                    </pic:pic>
+                  </a:graphicData>
+                </a:graphic>
+              </wp:inline>
+            </w:drawing>
+          </mc:Choice>
+          <mc:Fallback>
+            <w:pict>
+              <v:shapetype id="_x0000_t75" coordsize="21600,21600" o:spt="75" o:preferrelative="t" path="m@4@5l@4@11@9@11@9@5xe" filled="f" stroked="f">
+                <v:stroke joinstyle="miter"/>
+                <v:formulas>
+                  <v:f eqn="if lineDrawn pixelLineWidth 0"/>
+                  <v:f eqn="sum @0 1 0"/>
+                  <v:f eqn="sum 0 0 @1"/>
+                  <v:f eqn="prod @2 1 2"/>
+                  <v:f eqn="prod @3 21600 pixelWidth"/>
+                  <v:f eqn="prod @3 21600 pixelHeight"/>
+                  <v:f eqn="sum @0 0 1"/>
+                  <v:f eqn="prod @6 1 2"/>
+                  <v:f eqn="prod @7 21600 pixelWidth"/>
+                  <v:f eqn="sum @8 21600 0"/>
+                  <v:f eqn="prod @7 21600 pixelHeight"/>
+                  <v:f eqn="sum @10 21600 0"/>
+                </v:formulas>
+                <v:path o:extrusionok="f" gradientshapeok="t" o:connecttype="rect"/>
+                <o:lock v:ext="edit" aspectratio="t"/>
+              </v:shapetype>
+              <v:shape id="_x0000_i12" o:spid="_x0000_s12" type="#_x0000_t75" style="width:367.13pt;height:30.75pt;mso-wrap-distance-left:0.00pt;mso-wrap-distance-top:0.00pt;mso-wrap-distance-right:0.00pt;mso-wrap-distance-bottom:0.00pt;z-index:1;" stroked="false">
+                <v:imagedata r:id="rId21" o:title="" croptop="0f" cropleft="0f" cropbottom="0f" cropright="5292f"/>
+                <o:lock v:ext="edit" rotation="t"/>
+              </v:shape>
+            </w:pict>
+          </mc:Fallback>
+        </mc:AlternateContent>
+      </w:r>
+      <w:r>
+        <w:rPr>
+          <w:highlight w:val="none"/>
+        </w:rPr>
+      </w:r>
+      <w:r>
+        <w:rPr>
+          <w:highlight w:val="none"/>
+        </w:rPr>
+      </w:r>
+    </w:p>
+    <w:p>
+      <w:pPr>
+        <w:pBdr/>
+        <w:spacing/>
+        <w:ind w:firstLine="0" w:left="0"/>
+        <w:rPr>
+          <w:highlight w:val="none"/>
+        </w:rPr>
+      </w:pPr>
+      <w:r>
+        <w:rPr>
+          <w:highlight w:val="none"/>
+        </w:rPr>
+        <w:tab/>
+      </w:r>
+      <w:r>
+        <w:rPr>
+          <w:highlight w:val="none"/>
+        </w:rPr>
+      </w:r>
+    </w:p>
+    <w:p>
+      <w:pPr>
+        <w:pBdr/>
+        <w:spacing/>
+        <w:ind w:firstLine="0" w:left="0"/>
+        <w:rPr/>
+      </w:pPr>
+      <w:r>
+        <w:rPr>
+          <w:highlight w:val="none"/>
+        </w:rPr>
+        <w:tab/>
+      </w:r>
+      <w:r>
+        <w:rPr>
+          <w:highlight w:val="none"/>
+        </w:rPr>
+      </w:r>
+      <w:r/>
     </w:p>
     <w:sectPr>
       <w:footnotePr/>
